--- a/klagomål/A 7325-2024 FSC-klagomål.docx
+++ b/klagomål/A 7325-2024 FSC-klagomål.docx
@@ -2129,7 +2129,7 @@
     <w:r>
       <w:tab/>
       <w:tab/>
-      <w:t>2026-09-14</w:t>
+      <w:t>2026-09-15</w:t>
       <w:br/>
       <w:br/>
     </w:r>

--- a/klagomål/A 7325-2024 FSC-klagomål.docx
+++ b/klagomål/A 7325-2024 FSC-klagomål.docx
@@ -2129,7 +2129,7 @@
     <w:r>
       <w:tab/>
       <w:tab/>
-      <w:t>2026-09-15</w:t>
+      <w:t>2026-09-16</w:t>
       <w:br/>
       <w:br/>
     </w:r>

--- a/klagomål/A 7325-2024 FSC-klagomål.docx
+++ b/klagomål/A 7325-2024 FSC-klagomål.docx
@@ -2129,7 +2129,7 @@
     <w:r>
       <w:tab/>
       <w:tab/>
-      <w:t>2026-09-16</w:t>
+      <w:t>2026-09-17</w:t>
       <w:br/>
       <w:br/>
     </w:r>

--- a/klagomål/A 7325-2024 FSC-klagomål.docx
+++ b/klagomål/A 7325-2024 FSC-klagomål.docx
@@ -2129,7 +2129,7 @@
     <w:r>
       <w:tab/>
       <w:tab/>
-      <w:t>2026-09-17</w:t>
+      <w:t>2026-09-18</w:t>
       <w:br/>
       <w:br/>
     </w:r>

--- a/klagomål/A 7325-2024 FSC-klagomål.docx
+++ b/klagomål/A 7325-2024 FSC-klagomål.docx
@@ -2129,7 +2129,7 @@
     <w:r>
       <w:tab/>
       <w:tab/>
-      <w:t>2026-09-18</w:t>
+      <w:t>2026-09-19</w:t>
       <w:br/>
       <w:br/>
     </w:r>

--- a/klagomål/A 7325-2024 FSC-klagomål.docx
+++ b/klagomål/A 7325-2024 FSC-klagomål.docx
@@ -2129,7 +2129,7 @@
     <w:r>
       <w:tab/>
       <w:tab/>
-      <w:t>2026-09-19</w:t>
+      <w:t>2026-09-21</w:t>
       <w:br/>
       <w:br/>
     </w:r>

--- a/klagomål/A 7325-2024 FSC-klagomål.docx
+++ b/klagomål/A 7325-2024 FSC-klagomål.docx
@@ -2129,7 +2129,7 @@
     <w:r>
       <w:tab/>
       <w:tab/>
-      <w:t>2026-09-21</w:t>
+      <w:t>2026-09-23</w:t>
       <w:br/>
       <w:br/>
     </w:r>

--- a/klagomål/A 7325-2024 FSC-klagomål.docx
+++ b/klagomål/A 7325-2024 FSC-klagomål.docx
@@ -2129,7 +2129,7 @@
     <w:r>
       <w:tab/>
       <w:tab/>
-      <w:t>2026-09-23</w:t>
+      <w:t>2026-09-24</w:t>
       <w:br/>
       <w:br/>
     </w:r>

--- a/klagomål/A 7325-2024 FSC-klagomål.docx
+++ b/klagomål/A 7325-2024 FSC-klagomål.docx
@@ -2129,7 +2129,7 @@
     <w:r>
       <w:tab/>
       <w:tab/>
-      <w:t>2026-09-24</w:t>
+      <w:t>2026-09-25</w:t>
       <w:br/>
       <w:br/>
     </w:r>

--- a/klagomål/A 7325-2024 FSC-klagomål.docx
+++ b/klagomål/A 7325-2024 FSC-klagomål.docx
@@ -221,7 +221,7 @@
     </w:p>
     <w:p>
       <w:r>
-        <w:t>I och inom 24 meter från avverkningsanmälan finns fynd av 25 naturvårdsarter, varav 12 är rödlistade, 9 är fridlysta, 20 är typiska (T) och 6 är signalarter (S): bombmurkla (EN, §8), garnlav (VU, T), knärot (VU, T, §8), tajgaskinn (VU), gammelgransskål (NT, T), harticka (NT, T), lavskrika (NT, T, §4), rosenticka (NT, T), röd trolldruva (NT, T), tretåig hackspett (NT, T, §4), ullticka (NT, T), violmussling (NT, T), blodticka (S, T), luddlav (S, T), rödgul trumpetsvamp (S), skinnlav (S, T), stuplav (S, T), vedticka (S, T), järpe (T, §4), kransmossa (T), ormbär (T), spillkråka (T, §4), videsparv (T, §4), vanlig groda (§6) och lopplummer (aggregat) (§9). Se Figur 1.</w:t>
+        <w:t>I och inom 24 meter från avverkningsanmälan finns fynd av 26 naturvårdsarter, varav 12 är rödlistade, 9 är fridlysta, 21 är typiska (T) och 7 är signalarter (S): bombmurkla (EN, §8), garnlav (VU, T), knärot (VU, T, §8), tajgaskinn (VU), gammelgransskål (NT, T), harticka (NT, T), lavskrika (NT, T, §4), rosenticka (NT, T), röd trolldruva (NT, T), tretåig hackspett (NT, T, §4), ullticka (NT, T), violmussling (NT, T), blodticka (S, T), luddlav (S, T), rödgul trumpetsvamp (S), skinnlav (S, T), stuplav (S, T), vedticka (S, T), ögonpyrola (S, T), järpe (T, §4), kransmossa (T), ormbär (T), spillkråka (T, §4), videsparv (T, §4), vanlig groda (§6) och lopplummer (aggregat) (§9). Se Figur 1.</w:t>
       </w:r>
     </w:p>
     <w:p>
@@ -845,6 +845,35 @@
         <w:rPr>
           <w:b/>
         </w:rPr>
+        <w:t xml:space="preserve">Ögonpyrola </w:t>
+      </w:r>
+      <w:r>
+        <w:t xml:space="preserve">är normalt en bra signalart som visar på områden med höga naturvärden och stabila förhållanden, särskilt inom näringsfattiga trakter. Växten är mycket känslig för markskador och försvinner snabbt efter slutavverkning. Den hotas också av skogsgödsling och markavvattning. Ögonpyrola är typisk art för </w:t>
+      </w:r>
+      <w:r>
+        <w:rPr>
+          <w:i/>
+        </w:rPr>
+        <w:t>9010 Taiga</w:t>
+      </w:r>
+      <w:r>
+        <w:t xml:space="preserve"> och</w:t>
+      </w:r>
+      <w:r>
+        <w:rPr>
+          <w:i/>
+        </w:rPr>
+        <w:t xml:space="preserve"> 9070 Trädklädd betesmark</w:t>
+      </w:r>
+      <w:r>
+        <w:t xml:space="preserve"> (Nitare &amp; Skogsstyrelsen, 2019; SLU Artdatabanken, 2024).</w:t>
+      </w:r>
+    </w:p>
+    <w:p>
+      <w:r>
+        <w:rPr>
+          <w:b/>
+        </w:rPr>
         <w:t>Järpe (§4)</w:t>
       </w:r>
       <w:r>
@@ -1073,7 +1102,7 @@
         <w:rPr>
           <w:i/>
         </w:rPr>
-        <w:t>I det avverkningsanmälda skogsområdet har 25 naturvårdsarter varav 12 rödlistade arter sina livsmiljöer och växtplatser.</w:t>
+        <w:t>I det avverkningsanmälda skogsområdet har 26 naturvårdsarter varav 12 rödlistade arter sina livsmiljöer och växtplatser.</w:t>
       </w:r>
     </w:p>
     <w:p>
@@ -2129,7 +2158,7 @@
     <w:r>
       <w:tab/>
       <w:tab/>
-      <w:t>2026-09-25</w:t>
+      <w:t>2026-09-26</w:t>
       <w:br/>
       <w:br/>
     </w:r>

--- a/klagomål/A 7325-2024 FSC-klagomål.docx
+++ b/klagomål/A 7325-2024 FSC-klagomål.docx
@@ -2158,7 +2158,7 @@
     <w:r>
       <w:tab/>
       <w:tab/>
-      <w:t>2026-09-26</w:t>
+      <w:t>2026-09-27</w:t>
       <w:br/>
       <w:br/>
     </w:r>

--- a/klagomål/A 7325-2024 FSC-klagomål.docx
+++ b/klagomål/A 7325-2024 FSC-klagomål.docx
@@ -2158,7 +2158,7 @@
     <w:r>
       <w:tab/>
       <w:tab/>
-      <w:t>2026-09-27</w:t>
+      <w:t>2026-09-28</w:t>
       <w:br/>
       <w:br/>
     </w:r>

--- a/klagomål/A 7325-2024 FSC-klagomål.docx
+++ b/klagomål/A 7325-2024 FSC-klagomål.docx
@@ -2158,7 +2158,7 @@
     <w:r>
       <w:tab/>
       <w:tab/>
-      <w:t>2026-09-28</w:t>
+      <w:t>2026-09-29</w:t>
       <w:br/>
       <w:br/>
     </w:r>

--- a/klagomål/A 7325-2024 FSC-klagomål.docx
+++ b/klagomål/A 7325-2024 FSC-klagomål.docx
@@ -2158,7 +2158,7 @@
     <w:r>
       <w:tab/>
       <w:tab/>
-      <w:t>2026-09-29</w:t>
+      <w:t>2026-09-30</w:t>
       <w:br/>
       <w:br/>
     </w:r>

--- a/klagomål/A 7325-2024 FSC-klagomål.docx
+++ b/klagomål/A 7325-2024 FSC-klagomål.docx
@@ -2158,7 +2158,7 @@
     <w:r>
       <w:tab/>
       <w:tab/>
-      <w:t>2026-09-30</w:t>
+      <w:t>2026-10-01</w:t>
       <w:br/>
       <w:br/>
     </w:r>

--- a/klagomål/A 7325-2024 FSC-klagomål.docx
+++ b/klagomål/A 7325-2024 FSC-klagomål.docx
@@ -2158,7 +2158,7 @@
     <w:r>
       <w:tab/>
       <w:tab/>
-      <w:t>2026-10-01</w:t>
+      <w:t>2026-10-02</w:t>
       <w:br/>
       <w:br/>
     </w:r>

--- a/klagomål/A 7325-2024 FSC-klagomål.docx
+++ b/klagomål/A 7325-2024 FSC-klagomål.docx
@@ -2158,7 +2158,7 @@
     <w:r>
       <w:tab/>
       <w:tab/>
-      <w:t>2026-10-02</w:t>
+      <w:t>2026-10-03</w:t>
       <w:br/>
       <w:br/>
     </w:r>

--- a/klagomål/A 7325-2024 FSC-klagomål.docx
+++ b/klagomål/A 7325-2024 FSC-klagomål.docx
@@ -2158,7 +2158,7 @@
     <w:r>
       <w:tab/>
       <w:tab/>
-      <w:t>2026-10-03</w:t>
+      <w:t>2026-10-04</w:t>
       <w:br/>
       <w:br/>
     </w:r>

--- a/klagomål/A 7325-2024 FSC-klagomål.docx
+++ b/klagomål/A 7325-2024 FSC-klagomål.docx
@@ -2158,7 +2158,7 @@
     <w:r>
       <w:tab/>
       <w:tab/>
-      <w:t>2026-10-04</w:t>
+      <w:t>2026-10-05</w:t>
       <w:br/>
       <w:br/>
     </w:r>

--- a/klagomål/A 7325-2024 FSC-klagomål.docx
+++ b/klagomål/A 7325-2024 FSC-klagomål.docx
@@ -2158,7 +2158,7 @@
     <w:r>
       <w:tab/>
       <w:tab/>
-      <w:t>2026-10-05</w:t>
+      <w:t>2026-10-06</w:t>
       <w:br/>
       <w:br/>
     </w:r>

--- a/klagomål/A 7325-2024 FSC-klagomål.docx
+++ b/klagomål/A 7325-2024 FSC-klagomål.docx
@@ -2158,7 +2158,7 @@
     <w:r>
       <w:tab/>
       <w:tab/>
-      <w:t>2026-10-06</w:t>
+      <w:t>2026-10-07</w:t>
       <w:br/>
       <w:br/>
     </w:r>

--- a/klagomål/A 7325-2024 FSC-klagomål.docx
+++ b/klagomål/A 7325-2024 FSC-klagomål.docx
@@ -2158,7 +2158,7 @@
     <w:r>
       <w:tab/>
       <w:tab/>
-      <w:t>2026-10-07</w:t>
+      <w:t>2026-10-08</w:t>
       <w:br/>
       <w:br/>
     </w:r>

--- a/klagomål/A 7325-2024 FSC-klagomål.docx
+++ b/klagomål/A 7325-2024 FSC-klagomål.docx
@@ -2158,7 +2158,7 @@
     <w:r>
       <w:tab/>
       <w:tab/>
-      <w:t>2026-10-08</w:t>
+      <w:t>2026-10-09</w:t>
       <w:br/>
       <w:br/>
     </w:r>

--- a/klagomål/A 7325-2024 FSC-klagomål.docx
+++ b/klagomål/A 7325-2024 FSC-klagomål.docx
@@ -2158,7 +2158,7 @@
     <w:r>
       <w:tab/>
       <w:tab/>
-      <w:t>2026-10-09</w:t>
+      <w:t>2026-10-10</w:t>
       <w:br/>
       <w:br/>
     </w:r>

--- a/klagomål/A 7325-2024 FSC-klagomål.docx
+++ b/klagomål/A 7325-2024 FSC-klagomål.docx
@@ -2158,7 +2158,7 @@
     <w:r>
       <w:tab/>
       <w:tab/>
-      <w:t>2026-10-10</w:t>
+      <w:t>2026-10-11</w:t>
       <w:br/>
       <w:br/>
     </w:r>

--- a/klagomål/A 7325-2024 FSC-klagomål.docx
+++ b/klagomål/A 7325-2024 FSC-klagomål.docx
@@ -2158,7 +2158,7 @@
     <w:r>
       <w:tab/>
       <w:tab/>
-      <w:t>2026-10-11</w:t>
+      <w:t>2026-10-12</w:t>
       <w:br/>
       <w:br/>
     </w:r>

--- a/klagomål/A 7325-2024 FSC-klagomål.docx
+++ b/klagomål/A 7325-2024 FSC-klagomål.docx
@@ -2158,7 +2158,7 @@
     <w:r>
       <w:tab/>
       <w:tab/>
-      <w:t>2026-10-12</w:t>
+      <w:t>2026-10-13</w:t>
       <w:br/>
       <w:br/>
     </w:r>

--- a/klagomål/A 7325-2024 FSC-klagomål.docx
+++ b/klagomål/A 7325-2024 FSC-klagomål.docx
@@ -2158,7 +2158,7 @@
     <w:r>
       <w:tab/>
       <w:tab/>
-      <w:t>2026-10-13</w:t>
+      <w:t>2026-10-14</w:t>
       <w:br/>
       <w:br/>
     </w:r>

--- a/klagomål/A 7325-2024 FSC-klagomål.docx
+++ b/klagomål/A 7325-2024 FSC-klagomål.docx
@@ -2158,7 +2158,7 @@
     <w:r>
       <w:tab/>
       <w:tab/>
-      <w:t>2026-10-14</w:t>
+      <w:t>2026-10-15</w:t>
       <w:br/>
       <w:br/>
     </w:r>

--- a/klagomål/A 7325-2024 FSC-klagomål.docx
+++ b/klagomål/A 7325-2024 FSC-klagomål.docx
@@ -2158,7 +2158,7 @@
     <w:r>
       <w:tab/>
       <w:tab/>
-      <w:t>2026-10-15</w:t>
+      <w:t>2026-10-16</w:t>
       <w:br/>
       <w:br/>
     </w:r>

--- a/klagomål/A 7325-2024 FSC-klagomål.docx
+++ b/klagomål/A 7325-2024 FSC-klagomål.docx
@@ -2158,7 +2158,7 @@
     <w:r>
       <w:tab/>
       <w:tab/>
-      <w:t>2026-10-16</w:t>
+      <w:t>2026-10-17</w:t>
       <w:br/>
       <w:br/>
     </w:r>

--- a/klagomål/A 7325-2024 FSC-klagomål.docx
+++ b/klagomål/A 7325-2024 FSC-klagomål.docx
@@ -2158,7 +2158,7 @@
     <w:r>
       <w:tab/>
       <w:tab/>
-      <w:t>2026-10-17</w:t>
+      <w:t>2026-10-18</w:t>
       <w:br/>
       <w:br/>
     </w:r>

--- a/klagomål/A 7325-2024 FSC-klagomål.docx
+++ b/klagomål/A 7325-2024 FSC-klagomål.docx
@@ -2158,7 +2158,7 @@
     <w:r>
       <w:tab/>
       <w:tab/>
-      <w:t>2026-10-18</w:t>
+      <w:t>2026-10-19</w:t>
       <w:br/>
       <w:br/>
     </w:r>

--- a/klagomål/A 7325-2024 FSC-klagomål.docx
+++ b/klagomål/A 7325-2024 FSC-klagomål.docx
@@ -2158,7 +2158,7 @@
     <w:r>
       <w:tab/>
       <w:tab/>
-      <w:t>2026-10-19</w:t>
+      <w:t>2026-10-20</w:t>
       <w:br/>
       <w:br/>
     </w:r>

--- a/klagomål/A 7325-2024 FSC-klagomål.docx
+++ b/klagomål/A 7325-2024 FSC-klagomål.docx
@@ -2158,7 +2158,7 @@
     <w:r>
       <w:tab/>
       <w:tab/>
-      <w:t>2026-10-20</w:t>
+      <w:t>2026-10-21</w:t>
       <w:br/>
       <w:br/>
     </w:r>

--- a/klagomål/A 7325-2024 FSC-klagomål.docx
+++ b/klagomål/A 7325-2024 FSC-klagomål.docx
@@ -2158,7 +2158,7 @@
     <w:r>
       <w:tab/>
       <w:tab/>
-      <w:t>2026-10-21</w:t>
+      <w:t>2026-10-22</w:t>
       <w:br/>
       <w:br/>
     </w:r>

--- a/klagomål/A 7325-2024 FSC-klagomål.docx
+++ b/klagomål/A 7325-2024 FSC-klagomål.docx
@@ -2158,7 +2158,7 @@
     <w:r>
       <w:tab/>
       <w:tab/>
-      <w:t>2026-10-22</w:t>
+      <w:t>2026-10-23</w:t>
       <w:br/>
       <w:br/>
     </w:r>

--- a/klagomål/A 7325-2024 FSC-klagomål.docx
+++ b/klagomål/A 7325-2024 FSC-klagomål.docx
@@ -2158,7 +2158,7 @@
     <w:r>
       <w:tab/>
       <w:tab/>
-      <w:t>2026-10-23</w:t>
+      <w:t>2026-10-24</w:t>
       <w:br/>
       <w:br/>
     </w:r>

--- a/klagomål/A 7325-2024 FSC-klagomål.docx
+++ b/klagomål/A 7325-2024 FSC-klagomål.docx
@@ -2158,7 +2158,7 @@
     <w:r>
       <w:tab/>
       <w:tab/>
-      <w:t>2026-10-24</w:t>
+      <w:t>2026-10-25</w:t>
       <w:br/>
       <w:br/>
     </w:r>

--- a/klagomål/A 7325-2024 FSC-klagomål.docx
+++ b/klagomål/A 7325-2024 FSC-klagomål.docx
@@ -2158,7 +2158,7 @@
     <w:r>
       <w:tab/>
       <w:tab/>
-      <w:t>2026-10-25</w:t>
+      <w:t>2026-10-26</w:t>
       <w:br/>
       <w:br/>
     </w:r>

--- a/klagomål/A 7325-2024 FSC-klagomål.docx
+++ b/klagomål/A 7325-2024 FSC-klagomål.docx
@@ -2158,7 +2158,7 @@
     <w:r>
       <w:tab/>
       <w:tab/>
-      <w:t>2026-10-26</w:t>
+      <w:t>2026-10-27</w:t>
       <w:br/>
       <w:br/>
     </w:r>

--- a/klagomål/A 7325-2024 FSC-klagomål.docx
+++ b/klagomål/A 7325-2024 FSC-klagomål.docx
@@ -2158,7 +2158,7 @@
     <w:r>
       <w:tab/>
       <w:tab/>
-      <w:t>2026-10-27</w:t>
+      <w:t>2026-10-28</w:t>
       <w:br/>
       <w:br/>
     </w:r>

--- a/klagomål/A 7325-2024 FSC-klagomål.docx
+++ b/klagomål/A 7325-2024 FSC-klagomål.docx
@@ -2158,7 +2158,7 @@
     <w:r>
       <w:tab/>
       <w:tab/>
-      <w:t>2026-10-28</w:t>
+      <w:t>2026-10-29</w:t>
       <w:br/>
       <w:br/>
     </w:r>

--- a/klagomål/A 7325-2024 FSC-klagomål.docx
+++ b/klagomål/A 7325-2024 FSC-klagomål.docx
@@ -2158,7 +2158,7 @@
     <w:r>
       <w:tab/>
       <w:tab/>
-      <w:t>2026-10-29</w:t>
+      <w:t>2026-10-31</w:t>
       <w:br/>
       <w:br/>
     </w:r>
